--- a/outputs/08_ghost_tool_research_support.docx
+++ b/outputs/08_ghost_tool_research_support.docx
@@ -1547,7 +1547,7 @@
   <w:docDefaults>
     <w:rPrDefault>
       <w:rPr>
-        <w:rFonts w:asciiTheme="minorHAnsi" w:cstheme="minorBidi" w:eastAsiaTheme="minorEastAsia" w:hAnsiTheme="minorHAnsi"/>
+        <w:rFonts w:ascii="Kallisto" w:cs="Kallisto" w:eastAsia="Kallisto" w:hAnsi="Kallisto"/>
         <w:sz w:val="24"/>
         <w:szCs w:val="24"/>
         <w:lang w:bidi="ar-SA" w:eastAsia="zh-CN" w:val="en-US"/>
@@ -1601,7 +1601,7 @@
       <w:jc w:val="center"/>
     </w:pPr>
     <w:rPr>
-      <w:rFonts w:asciiTheme="majorHAnsi" w:cstheme="majorBidi" w:eastAsiaTheme="majorEastAsia" w:hAnsiTheme="majorHAnsi"/>
+      <w:rFonts w:ascii="Magistral" w:cs="Magistral" w:eastAsia="Magistral" w:hAnsi="Magistral"/>
       <w:sz w:val="56"/>
       <w:szCs w:val="56"/>
     </w:rPr>
@@ -1613,7 +1613,7 @@
     <w:uiPriority w:val="10"/>
     <w:rsid w:val="00A10FD9"/>
     <w:rPr>
-      <w:rFonts w:asciiTheme="majorHAnsi" w:cstheme="majorBidi" w:eastAsiaTheme="majorEastAsia" w:hAnsiTheme="majorHAnsi"/>
+      <w:rFonts w:ascii="Magistral" w:cs="Magistral" w:eastAsia="Magistral" w:hAnsi="Magistral"/>
       <w:sz w:val="56"/>
       <w:szCs w:val="56"/>
     </w:rPr>
@@ -1735,8 +1735,8 @@
       <w:outlineLvl w:val="0"/>
     </w:pPr>
     <w:rPr>
-      <w:rFonts w:asciiTheme="majorHAnsi" w:cstheme="majorBidi" w:eastAsiaTheme="majorEastAsia" w:hAnsiTheme="majorHAnsi"/>
-      <w:color w:themeColor="accent1" w:themeShade="BF" w:val="0F4761"/>
+      <w:rFonts w:ascii="Magistral" w:cs="Magistral" w:eastAsia="Magistral" w:hAnsi="Magistral"/>
+      <w:color w:val="1A2332"/>
       <w:sz w:val="40"/>
       <w:szCs w:val="40"/>
     </w:rPr>
@@ -1758,8 +1758,8 @@
       <w:outlineLvl w:val="1"/>
     </w:pPr>
     <w:rPr>
-      <w:rFonts w:asciiTheme="majorHAnsi" w:cstheme="majorBidi" w:eastAsiaTheme="majorEastAsia" w:hAnsiTheme="majorHAnsi"/>
-      <w:color w:themeColor="accent1" w:themeShade="BF" w:val="0F4761"/>
+      <w:rFonts w:ascii="Magistral" w:cs="Magistral" w:eastAsia="Magistral" w:hAnsi="Magistral"/>
+      <w:color w:val="1A2332"/>
       <w:sz w:val="32"/>
       <w:szCs w:val="32"/>
     </w:rPr>
@@ -1782,7 +1782,7 @@
     </w:pPr>
     <w:rPr>
       <w:rFonts w:cstheme="majorBidi" w:eastAsiaTheme="majorEastAsia"/>
-      <w:color w:themeColor="accent1" w:themeShade="BF" w:val="0F4761"/>
+      <w:color w:val="1A2332"/>
       <w:sz w:val="28"/>
       <w:szCs w:val="28"/>
     </w:rPr>
@@ -1807,7 +1807,7 @@
       <w:rFonts w:cstheme="majorBidi" w:eastAsiaTheme="majorEastAsia"/>
       <w:i/>
       <w:iCs/>
-      <w:color w:themeColor="accent1" w:themeShade="BF" w:val="0F4761"/>
+      <w:color w:val="1A2332"/>
     </w:rPr>
   </w:style>
   <w:style w:styleId="Heading5" w:type="paragraph">
@@ -1828,7 +1828,7 @@
     </w:pPr>
     <w:rPr>
       <w:rFonts w:cstheme="majorBidi" w:eastAsiaTheme="majorEastAsia"/>
-      <w:color w:themeColor="accent1" w:themeShade="BF" w:val="0F4761"/>
+      <w:color w:val="1A2332"/>
     </w:rPr>
   </w:style>
   <w:style w:styleId="Heading6" w:type="paragraph">
@@ -1926,8 +1926,8 @@
     <w:uiPriority w:val="9"/>
     <w:rsid w:val="00A10FD9"/>
     <w:rPr>
-      <w:rFonts w:asciiTheme="majorHAnsi" w:cstheme="majorBidi" w:eastAsiaTheme="majorEastAsia" w:hAnsiTheme="majorHAnsi"/>
-      <w:color w:themeColor="accent1" w:themeShade="BF" w:val="0F4761"/>
+      <w:rFonts w:ascii="Magistral" w:cs="Magistral" w:eastAsia="Magistral" w:hAnsi="Magistral"/>
+      <w:color w:val="1A2332"/>
       <w:sz w:val="40"/>
       <w:szCs w:val="40"/>
     </w:rPr>
@@ -1940,8 +1940,8 @@
     <w:semiHidden/>
     <w:rsid w:val="00A10FD9"/>
     <w:rPr>
-      <w:rFonts w:asciiTheme="majorHAnsi" w:cstheme="majorBidi" w:eastAsiaTheme="majorEastAsia" w:hAnsiTheme="majorHAnsi"/>
-      <w:color w:themeColor="accent1" w:themeShade="BF" w:val="0F4761"/>
+      <w:rFonts w:ascii="Magistral" w:cs="Magistral" w:eastAsia="Magistral" w:hAnsi="Magistral"/>
+      <w:color w:val="1A2332"/>
       <w:sz w:val="32"/>
       <w:szCs w:val="32"/>
     </w:rPr>
@@ -1955,7 +1955,7 @@
     <w:rsid w:val="00A10FD9"/>
     <w:rPr>
       <w:rFonts w:cstheme="majorBidi" w:eastAsiaTheme="majorEastAsia"/>
-      <w:color w:themeColor="accent1" w:themeShade="BF" w:val="0F4761"/>
+      <w:color w:val="1A2332"/>
       <w:sz w:val="28"/>
       <w:szCs w:val="28"/>
     </w:rPr>
@@ -1971,7 +1971,7 @@
       <w:rFonts w:cstheme="majorBidi" w:eastAsiaTheme="majorEastAsia"/>
       <w:i/>
       <w:iCs/>
-      <w:color w:themeColor="accent1" w:themeShade="BF" w:val="0F4761"/>
+      <w:color w:val="1A2332"/>
     </w:rPr>
   </w:style>
   <w:style w:customStyle="1" w:styleId="Heading5Char" w:type="character">
@@ -1983,7 +1983,7 @@
     <w:rsid w:val="00A10FD9"/>
     <w:rPr>
       <w:rFonts w:cstheme="majorBidi" w:eastAsiaTheme="majorEastAsia"/>
-      <w:color w:themeColor="accent1" w:themeShade="BF" w:val="0F4761"/>
+      <w:color w:val="1A2332"/>
     </w:rPr>
   </w:style>
   <w:style w:customStyle="1" w:styleId="Heading6Char" w:type="character">
@@ -2158,7 +2158,7 @@
     <w:name w:val="Verbatim Char"/>
     <w:basedOn w:val="BodyTextChar"/>
     <w:rPr>
-      <w:rFonts w:ascii="Consolas" w:hAnsi="Consolas"/>
+      <w:rFonts w:ascii="Courier Prime" w:hAnsi="Courier Prime"/>
       <w:sz w:val="22"/>
     </w:rPr>
   </w:style>

--- a/outputs/08_ghost_tool_research_support.docx
+++ b/outputs/08_ghost_tool_research_support.docx
@@ -1547,7 +1547,7 @@
   <w:docDefaults>
     <w:rPrDefault>
       <w:rPr>
-        <w:rFonts w:ascii="Kallisto" w:cs="Kallisto" w:eastAsia="Kallisto" w:hAnsi="Kallisto"/>
+        <w:rFonts w:ascii="Magistral" w:cs="Magistral" w:eastAsia="Magistral" w:hAnsi="Magistral"/>
         <w:sz w:val="24"/>
         <w:szCs w:val="24"/>
         <w:lang w:bidi="ar-SA" w:eastAsia="zh-CN" w:val="en-US"/>
@@ -1565,7 +1565,7 @@
     <w:qFormat/>
   </w:style>
   <w:style w:styleId="BodyText" w:type="paragraph">
-    <w:name w:val="Body Text"/>
+    <w:name w:val="AF Body Text Clean"/>
     <w:basedOn w:val="Normal"/>
     <w:link w:val="BodyTextChar"/>
     <w:qFormat/>
@@ -1588,7 +1588,7 @@
     </w:pPr>
   </w:style>
   <w:style w:styleId="Title" w:type="paragraph">
-    <w:name w:val="Title"/>
+    <w:name w:val="AF Title"/>
     <w:basedOn w:val="Normal"/>
     <w:next w:val="BodyText"/>
     <w:link w:val="TitleChar"/>
@@ -1601,7 +1601,7 @@
       <w:jc w:val="center"/>
     </w:pPr>
     <w:rPr>
-      <w:rFonts w:ascii="Magistral" w:cs="Magistral" w:eastAsia="Magistral" w:hAnsi="Magistral"/>
+      <w:rFonts w:ascii="Kallisto" w:cs="Kallisto" w:eastAsia="Kallisto" w:hAnsi="Kallisto"/>
       <w:sz w:val="56"/>
       <w:szCs w:val="56"/>
     </w:rPr>
@@ -1613,7 +1613,7 @@
     <w:uiPriority w:val="10"/>
     <w:rsid w:val="00A10FD9"/>
     <w:rPr>
-      <w:rFonts w:ascii="Magistral" w:cs="Magistral" w:eastAsia="Magistral" w:hAnsi="Magistral"/>
+      <w:rFonts w:ascii="Kallisto" w:cs="Kallisto" w:eastAsia="Kallisto" w:hAnsi="Kallisto"/>
       <w:sz w:val="56"/>
       <w:szCs w:val="56"/>
     </w:rPr>
@@ -1721,7 +1721,7 @@
     <w:rPr/>
   </w:style>
   <w:style w:styleId="Heading1" w:type="paragraph">
-    <w:name w:val="heading 1"/>
+    <w:name w:val="AF Headline"/>
     <w:basedOn w:val="Normal"/>
     <w:next w:val="BodyText"/>
     <w:link w:val="Heading1Char"/>
@@ -1735,14 +1735,14 @@
       <w:outlineLvl w:val="0"/>
     </w:pPr>
     <w:rPr>
-      <w:rFonts w:ascii="Magistral" w:cs="Magistral" w:eastAsia="Magistral" w:hAnsi="Magistral"/>
+      <w:rFonts w:ascii="Kallisto" w:cs="Kallisto" w:eastAsia="Kallisto" w:hAnsi="Kallisto"/>
       <w:color w:val="1A2332"/>
       <w:sz w:val="40"/>
       <w:szCs w:val="40"/>
     </w:rPr>
   </w:style>
   <w:style w:styleId="Heading2" w:type="paragraph">
-    <w:name w:val="heading 2"/>
+    <w:name w:val="AF Subheading"/>
     <w:basedOn w:val="Normal"/>
     <w:next w:val="BodyText"/>
     <w:link w:val="Heading2Char"/>
@@ -1758,14 +1758,14 @@
       <w:outlineLvl w:val="1"/>
     </w:pPr>
     <w:rPr>
-      <w:rFonts w:ascii="Magistral" w:cs="Magistral" w:eastAsia="Magistral" w:hAnsi="Magistral"/>
+      <w:rFonts w:ascii="Kallisto" w:cs="Kallisto" w:eastAsia="Kallisto" w:hAnsi="Kallisto"/>
       <w:color w:val="1A2332"/>
       <w:sz w:val="32"/>
       <w:szCs w:val="32"/>
     </w:rPr>
   </w:style>
   <w:style w:styleId="Heading3" w:type="paragraph">
-    <w:name w:val="heading 3"/>
+    <w:name w:val="AF Subheading"/>
     <w:basedOn w:val="Normal"/>
     <w:next w:val="BodyText"/>
     <w:link w:val="Heading3Char"/>
@@ -1926,7 +1926,7 @@
     <w:uiPriority w:val="9"/>
     <w:rsid w:val="00A10FD9"/>
     <w:rPr>
-      <w:rFonts w:ascii="Magistral" w:cs="Magistral" w:eastAsia="Magistral" w:hAnsi="Magistral"/>
+      <w:rFonts w:ascii="Kallisto" w:cs="Kallisto" w:eastAsia="Kallisto" w:hAnsi="Kallisto"/>
       <w:color w:val="1A2332"/>
       <w:sz w:val="40"/>
       <w:szCs w:val="40"/>
@@ -1940,7 +1940,7 @@
     <w:semiHidden/>
     <w:rsid w:val="00A10FD9"/>
     <w:rPr>
-      <w:rFonts w:ascii="Magistral" w:cs="Magistral" w:eastAsia="Magistral" w:hAnsi="Magistral"/>
+      <w:rFonts w:ascii="Kallisto" w:cs="Kallisto" w:eastAsia="Kallisto" w:hAnsi="Kallisto"/>
       <w:color w:val="1A2332"/>
       <w:sz w:val="32"/>
       <w:szCs w:val="32"/>
@@ -2039,7 +2039,7 @@
     </w:rPr>
   </w:style>
   <w:style w:styleId="BlockText" w:type="paragraph">
-    <w:name w:val="Block Text"/>
+    <w:name w:val="AF Pull Quote"/>
     <w:basedOn w:val="BodyText"/>
     <w:next w:val="BodyText"/>
     <w:uiPriority w:val="9"/>
@@ -2117,7 +2117,7 @@
     <w:basedOn w:val="Normal"/>
   </w:style>
   <w:style w:styleId="Caption" w:type="paragraph">
-    <w:name w:val="Caption"/>
+    <w:name w:val="AF Caption"/>
     <w:basedOn w:val="Normal"/>
     <w:link w:val="BodyTextChar"/>
     <w:pPr>
@@ -2155,7 +2155,7 @@
     <w:link w:val="BodyText"/>
   </w:style>
   <w:style w:customStyle="1" w:styleId="VerbatimChar" w:type="character">
-    <w:name w:val="Verbatim Char"/>
+    <w:name w:val="AF Inline Code"/>
     <w:basedOn w:val="BodyTextChar"/>
     <w:rPr>
       <w:rFonts w:ascii="Courier Prime" w:hAnsi="Courier Prime"/>

--- a/outputs/08_ghost_tool_research_support.docx
+++ b/outputs/08_ghost_tool_research_support.docx
@@ -1574,13 +1574,13 @@
     </w:pPr>
   </w:style>
   <w:style w:customStyle="1" w:styleId="FirstParagraph" w:type="paragraph">
-    <w:name w:val="First Paragraph"/>
+    <w:name w:val="AF Body Text Clean"/>
     <w:basedOn w:val="BodyText"/>
     <w:next w:val="BodyText"/>
     <w:qFormat/>
   </w:style>
   <w:style w:customStyle="1" w:styleId="Compact" w:type="paragraph">
-    <w:name w:val="Compact"/>
+    <w:name w:val="AF Body Text Clean"/>
     <w:basedOn w:val="BodyText"/>
     <w:qFormat/>
     <w:pPr>
@@ -2199,7 +2199,7 @@
     </w:rPr>
   </w:style>
   <w:style w:type="paragraph" w:customStyle="1" w:styleId="SourceCode">
-    <w:name w:val="Source Code"/>
+    <w:name w:val="AF Body Text Typewriter"/>
     <w:basedOn w:val="Normal"/>
     <w:link w:val="VerbatimChar"/>
     <w:pPr>

--- a/outputs/08_ghost_tool_research_support.docx
+++ b/outputs/08_ghost_tool_research_support.docx
@@ -1547,7 +1547,7 @@
   <w:docDefaults>
     <w:rPrDefault>
       <w:rPr>
-        <w:rFonts w:ascii="Magistral" w:cs="Magistral" w:eastAsia="Magistral" w:hAnsi="Magistral"/>
+        <w:rFonts w:ascii="Georgia" w:cs="Georgia" w:eastAsia="Georgia" w:hAnsi="Georgia"/>
         <w:sz w:val="24"/>
         <w:szCs w:val="24"/>
         <w:lang w:bidi="ar-SA" w:eastAsia="zh-CN" w:val="en-US"/>
@@ -1601,7 +1601,7 @@
       <w:jc w:val="center"/>
     </w:pPr>
     <w:rPr>
-      <w:rFonts w:ascii="Kallisto" w:cs="Kallisto" w:eastAsia="Kallisto" w:hAnsi="Kallisto"/>
+      <w:rFonts w:ascii="Arial Narrow" w:cs="Arial Narrow" w:eastAsia="Arial Narrow" w:hAnsi="Arial Narrow"/>
       <w:sz w:val="56"/>
       <w:szCs w:val="56"/>
     </w:rPr>
@@ -1613,7 +1613,7 @@
     <w:uiPriority w:val="10"/>
     <w:rsid w:val="00A10FD9"/>
     <w:rPr>
-      <w:rFonts w:ascii="Kallisto" w:cs="Kallisto" w:eastAsia="Kallisto" w:hAnsi="Kallisto"/>
+      <w:rFonts w:ascii="Arial Narrow" w:cs="Arial Narrow" w:eastAsia="Arial Narrow" w:hAnsi="Arial Narrow"/>
       <w:sz w:val="56"/>
       <w:szCs w:val="56"/>
     </w:rPr>
@@ -1721,7 +1721,7 @@
     <w:rPr/>
   </w:style>
   <w:style w:styleId="Heading1" w:type="paragraph">
-    <w:name w:val="AF Headline"/>
+    <w:name w:val="AF Title"/>
     <w:basedOn w:val="Normal"/>
     <w:next w:val="BodyText"/>
     <w:link w:val="Heading1Char"/>
@@ -1735,14 +1735,14 @@
       <w:outlineLvl w:val="0"/>
     </w:pPr>
     <w:rPr>
-      <w:rFonts w:ascii="Kallisto" w:cs="Kallisto" w:eastAsia="Kallisto" w:hAnsi="Kallisto"/>
+      <w:rFonts w:ascii="Arial Narrow" w:cs="Arial Narrow" w:eastAsia="Arial Narrow" w:hAnsi="Arial Narrow"/>
       <w:color w:val="1A2332"/>
       <w:sz w:val="40"/>
       <w:szCs w:val="40"/>
     </w:rPr>
   </w:style>
   <w:style w:styleId="Heading2" w:type="paragraph">
-    <w:name w:val="AF Subheading"/>
+    <w:name w:val="AF Headline"/>
     <w:basedOn w:val="Normal"/>
     <w:next w:val="BodyText"/>
     <w:link w:val="Heading2Char"/>
@@ -1758,7 +1758,7 @@
       <w:outlineLvl w:val="1"/>
     </w:pPr>
     <w:rPr>
-      <w:rFonts w:ascii="Kallisto" w:cs="Kallisto" w:eastAsia="Kallisto" w:hAnsi="Kallisto"/>
+      <w:rFonts w:ascii="Arial Narrow" w:cs="Arial Narrow" w:eastAsia="Arial Narrow" w:hAnsi="Arial Narrow"/>
       <w:color w:val="1A2332"/>
       <w:sz w:val="32"/>
       <w:szCs w:val="32"/>
@@ -1788,7 +1788,7 @@
     </w:rPr>
   </w:style>
   <w:style w:styleId="Heading4" w:type="paragraph">
-    <w:name w:val="heading 4"/>
+    <w:name w:val="AF Heading Soft"/>
     <w:basedOn w:val="Normal"/>
     <w:next w:val="BodyText"/>
     <w:link w:val="Heading4Char"/>
@@ -1811,7 +1811,7 @@
     </w:rPr>
   </w:style>
   <w:style w:styleId="Heading5" w:type="paragraph">
-    <w:name w:val="heading 5"/>
+    <w:name w:val="AF Heading 6"/>
     <w:basedOn w:val="Normal"/>
     <w:next w:val="BodyText"/>
     <w:link w:val="Heading5Char"/>
@@ -1926,7 +1926,7 @@
     <w:uiPriority w:val="9"/>
     <w:rsid w:val="00A10FD9"/>
     <w:rPr>
-      <w:rFonts w:ascii="Kallisto" w:cs="Kallisto" w:eastAsia="Kallisto" w:hAnsi="Kallisto"/>
+      <w:rFonts w:ascii="Arial Narrow" w:cs="Arial Narrow" w:eastAsia="Arial Narrow" w:hAnsi="Arial Narrow"/>
       <w:color w:val="1A2332"/>
       <w:sz w:val="40"/>
       <w:szCs w:val="40"/>
@@ -1940,7 +1940,7 @@
     <w:semiHidden/>
     <w:rsid w:val="00A10FD9"/>
     <w:rPr>
-      <w:rFonts w:ascii="Kallisto" w:cs="Kallisto" w:eastAsia="Kallisto" w:hAnsi="Kallisto"/>
+      <w:rFonts w:ascii="Arial Narrow" w:cs="Arial Narrow" w:eastAsia="Arial Narrow" w:hAnsi="Arial Narrow"/>
       <w:color w:val="1A2332"/>
       <w:sz w:val="32"/>
       <w:szCs w:val="32"/>
@@ -2158,7 +2158,7 @@
     <w:name w:val="AF Inline Code"/>
     <w:basedOn w:val="BodyTextChar"/>
     <w:rPr>
-      <w:rFonts w:ascii="Courier Prime" w:hAnsi="Courier Prime"/>
+      <w:rFonts w:ascii="Courier New" w:hAnsi="Courier New"/>
       <w:sz w:val="22"/>
     </w:rPr>
   </w:style>

--- a/outputs/08_ghost_tool_research_support.docx
+++ b/outputs/08_ghost_tool_research_support.docx
@@ -2,7 +2,7 @@
 <file path=word/document.xml><?xml version="1.0" encoding="utf-8"?>
 <w:document xmlns:w="http://schemas.openxmlformats.org/wordprocessingml/2006/main" xmlns:m="http://schemas.openxmlformats.org/officeDocument/2006/math" xmlns:r="http://schemas.openxmlformats.org/officeDocument/2006/relationships" xmlns:o="urn:schemas-microsoft-com:office:office" xmlns:v="urn:schemas-microsoft-com:vml" xmlns:w10="urn:schemas-microsoft-com:office:word" xmlns:a="http://schemas.openxmlformats.org/drawingml/2006/main" xmlns:pic="http://schemas.openxmlformats.org/drawingml/2006/picture" xmlns:wp="http://schemas.openxmlformats.org/drawingml/2006/wordprocessingDrawing">
   <w:body>
-    <w:bookmarkStart w:id="16" w:name="X70bb97d74090d1d0809c9a775bbe3d555b7a2ac"/>
+    <w:bookmarkStart w:id="27" w:name="X70bb97d74090d1d0809c9a775bbe3d555b7a2ac"/>
     <w:p>
       <w:pPr>
         <w:pStyle w:val="Heading1"/>
@@ -17,8 +17,8 @@
       </w:pPr>
       <w:r>
         <w:rPr>
-          <w:b/>
-          <w:bCs/>
+          <w:bCs/>
+          <w:b/>
         </w:rPr>
         <w:t xml:space="preserve">Fraudsters using stolen identities have siphoned more than $350 million from federal student aid programs by enrolling phantom students at community colleges nationwide, with North Carolina hosting the largest prosecuted case in state history.</w:t>
       </w:r>
@@ -41,8 +41,8 @@
       </w:r>
       <w:r>
         <w:rPr>
-          <w:b/>
-          <w:bCs/>
+          <w:bCs/>
+          <w:b/>
         </w:rPr>
         <w:t xml:space="preserve">more than 200 open investigations</w:t>
       </w:r>
@@ -57,8 +57,8 @@
       </w:r>
       <w:r>
         <w:rPr>
-          <w:b/>
-          <w:bCs/>
+          <w:bCs/>
+          <w:b/>
         </w:rPr>
         <w:t xml:space="preserve">$1 billion</w:t>
       </w:r>
@@ -76,7 +76,7 @@
         </w:pict>
       </w:r>
     </w:p>
-    <w:bookmarkStart w:id="9" w:name="X34588311fe2a2f5790fd8925abea74b9bd30007"/>
+    <w:bookmarkStart w:id="20" w:name="X34588311fe2a2f5790fd8925abea74b9bd30007"/>
     <w:p>
       <w:pPr>
         <w:pStyle w:val="Heading2"/>
@@ -97,8 +97,8 @@
       </w:r>
       <w:r>
         <w:rPr>
-          <w:b/>
-          <w:bCs/>
+          <w:bCs/>
+          <w:b/>
         </w:rPr>
         <w:t xml:space="preserve">Cynthia Denise Melvin</w:t>
       </w:r>
@@ -110,24 +110,38 @@
       </w:r>
       <w:r>
         <w:rPr>
-          <w:b/>
-          <w:bCs/>
+          <w:bCs/>
+          <w:b/>
         </w:rPr>
         <w:t xml:space="preserve">80</w:t>
       </w:r>
       <w:r>
         <w:rPr>
-          <w:b/>
-          <w:bCs/>
-        </w:rPr>
-        <w:t xml:space="preserve"> </w:t>
-      </w:r>
-      <w:r>
-        <w:rPr>
-          <w:b/>
-          <w:bCs/>
-        </w:rPr>
-        <w:t xml:space="preserve">“straw students”</w:t>
+          <w:bCs/>
+          <w:b/>
+        </w:rPr>
+        <w:t xml:space="preserve"> </w:t>
+      </w:r>
+      <w:r>
+        <w:rPr>
+          <w:bCs/>
+          <w:b/>
+        </w:rPr>
+        <w:t xml:space="preserve">“</w:t>
+      </w:r>
+      <w:r>
+        <w:rPr>
+          <w:bCs/>
+          <w:b/>
+        </w:rPr>
+        <w:t xml:space="preserve">straw students</w:t>
+      </w:r>
+      <w:r>
+        <w:rPr>
+          <w:bCs/>
+          <w:b/>
+        </w:rPr>
+        <w:t xml:space="preserve">”</w:t>
       </w:r>
       <w:r>
         <w:t xml:space="preserve"> </w:t>
@@ -148,8 +162,8 @@
       </w:r>
       <w:r>
         <w:rPr>
-          <w:b/>
-          <w:bCs/>
+          <w:bCs/>
+          <w:b/>
         </w:rPr>
         <w:t xml:space="preserve">Wake Technical Community College</w:t>
       </w:r>
@@ -164,8 +178,8 @@
       </w:r>
       <w:r>
         <w:rPr>
-          <w:b/>
-          <w:bCs/>
+          <w:bCs/>
+          <w:b/>
         </w:rPr>
         <w:t xml:space="preserve">Cape Fear Community College</w:t>
       </w:r>
@@ -177,8 +191,8 @@
       </w:r>
       <w:r>
         <w:rPr>
-          <w:b/>
-          <w:bCs/>
+          <w:bCs/>
+          <w:b/>
         </w:rPr>
         <w:t xml:space="preserve">Fayetteville Technical Community College</w:t>
       </w:r>
@@ -190,8 +204,8 @@
       </w:r>
       <w:r>
         <w:rPr>
-          <w:b/>
-          <w:bCs/>
+          <w:bCs/>
+          <w:b/>
         </w:rPr>
         <w:t xml:space="preserve">$4.7 million in financial aid awards</w:t>
       </w:r>
@@ -203,8 +217,8 @@
       </w:r>
       <w:r>
         <w:rPr>
-          <w:b/>
-          <w:bCs/>
+          <w:bCs/>
+          <w:b/>
         </w:rPr>
         <w:t xml:space="preserve">$3.5 million was actually disbursed</w:t>
       </w:r>
@@ -216,8 +230,8 @@
       </w:r>
       <w:r>
         <w:rPr>
-          <w:b/>
-          <w:bCs/>
+          <w:bCs/>
+          <w:b/>
         </w:rPr>
         <w:t xml:space="preserve">five years in federal prison</w:t>
       </w:r>
@@ -231,7 +245,13 @@
         <w:t xml:space="preserve"> </w:t>
       </w:r>
       <w:r>
-        <w:t xml:space="preserve">“one of the most significant federal student aid fraud schemes ever prosecuted in North Carolina.”</w:t>
+        <w:t xml:space="preserve">“</w:t>
+      </w:r>
+      <w:r>
+        <w:t xml:space="preserve">one of the most significant federal student aid fraud schemes ever prosecuted in North Carolina.</w:t>
+      </w:r>
+      <w:r>
+        <w:t xml:space="preserve">”</w:t>
       </w:r>
     </w:p>
     <w:p>
@@ -246,8 +266,8 @@
       </w:r>
       <w:r>
         <w:rPr>
-          <w:b/>
-          <w:bCs/>
+          <w:bCs/>
+          <w:b/>
         </w:rPr>
         <w:t xml:space="preserve">Jerry Lynn Johnson Jr.</w:t>
       </w:r>
@@ -262,8 +282,8 @@
       </w:r>
       <w:r>
         <w:rPr>
-          <w:b/>
-          <w:bCs/>
+          <w:bCs/>
+          <w:b/>
         </w:rPr>
         <w:t xml:space="preserve">Brenda Joyce Hall</w:t>
       </w:r>
@@ -277,7 +297,13 @@
         <w:t xml:space="preserve"> </w:t>
       </w:r>
       <w:r>
-        <w:t xml:space="preserve">“Halls of Knowledge”</w:t>
+        <w:t xml:space="preserve">“</w:t>
+      </w:r>
+      <w:r>
+        <w:t xml:space="preserve">Halls of Knowledge</w:t>
+      </w:r>
+      <w:r>
+        <w:t xml:space="preserve">”</w:t>
       </w:r>
       <w:r>
         <w:t xml:space="preserve"> </w:t>
@@ -290,8 +316,8 @@
       </w:r>
       <w:r>
         <w:rPr>
-          <w:b/>
-          <w:bCs/>
+          <w:bCs/>
+          <w:b/>
         </w:rPr>
         <w:t xml:space="preserve">multiple additional investigations are actively underway</w:t>
       </w:r>
@@ -305,7 +331,13 @@
         <w:t xml:space="preserve"> </w:t>
       </w:r>
       <w:r>
-        <w:t xml:space="preserve">“For anyone who thinks they can take money from the federal government and get away with it — they should know we’re watching.”</w:t>
+        <w:t xml:space="preserve">“</w:t>
+      </w:r>
+      <w:r>
+        <w:t xml:space="preserve">For anyone who thinks they can take money from the federal government and get away with it — they should know we’re watching.</w:t>
+      </w:r>
+      <w:r>
+        <w:t xml:space="preserve">”</w:t>
       </w:r>
     </w:p>
     <w:p>
@@ -315,8 +347,8 @@
         </w:pict>
       </w:r>
     </w:p>
-    <w:bookmarkEnd w:id="9"/>
-    <w:bookmarkStart w:id="10" w:name="the-mechanics-of-a-ghost-student-scheme"/>
+    <w:bookmarkEnd w:id="20"/>
+    <w:bookmarkStart w:id="21" w:name="the-mechanics-of-a-ghost-student-scheme"/>
     <w:p>
       <w:pPr>
         <w:pStyle w:val="Heading2"/>
@@ -337,8 +369,8 @@
       </w:r>
       <w:r>
         <w:rPr>
-          <w:b/>
-          <w:bCs/>
+          <w:bCs/>
+          <w:b/>
         </w:rPr>
         <w:t xml:space="preserve">synthetic identities</w:t>
       </w:r>
@@ -361,8 +393,8 @@
       </w:r>
       <w:r>
         <w:rPr>
-          <w:b/>
-          <w:bCs/>
+          <w:bCs/>
+          <w:b/>
         </w:rPr>
         <w:t xml:space="preserve">50 fake applications arrived within two seconds</w:t>
       </w:r>
@@ -382,8 +414,8 @@
       </w:r>
       <w:r>
         <w:rPr>
-          <w:b/>
-          <w:bCs/>
+          <w:bCs/>
+          <w:b/>
         </w:rPr>
         <w:t xml:space="preserve">$7,400 per year</w:t>
       </w:r>
@@ -394,7 +426,13 @@
         <w:t xml:space="preserve"> </w:t>
       </w:r>
       <w:r>
-        <w:t xml:space="preserve">“student”</w:t>
+        <w:t xml:space="preserve">“</w:t>
+      </w:r>
+      <w:r>
+        <w:t xml:space="preserve">student</w:t>
+      </w:r>
+      <w:r>
+        <w:t xml:space="preserve">”</w:t>
       </w:r>
       <w:r>
         <w:t xml:space="preserve"> </w:t>
@@ -407,8 +445,8 @@
       </w:r>
       <w:r>
         <w:rPr>
-          <w:b/>
-          <w:bCs/>
+          <w:bCs/>
+          <w:b/>
         </w:rPr>
         <w:t xml:space="preserve">deepfake video</w:t>
       </w:r>
@@ -426,8 +464,8 @@
         </w:pict>
       </w:r>
     </w:p>
-    <w:bookmarkEnd w:id="10"/>
-    <w:bookmarkStart w:id="11" w:name="Xc3789dfcfe51102a0412163fe8f9cf49b52ad8d"/>
+    <w:bookmarkEnd w:id="21"/>
+    <w:bookmarkStart w:id="22" w:name="Xc3789dfcfe51102a0412163fe8f9cf49b52ad8d"/>
     <w:p>
       <w:pPr>
         <w:pStyle w:val="Heading2"/>
@@ -448,8 +486,8 @@
       </w:r>
       <w:r>
         <w:rPr>
-          <w:b/>
-          <w:bCs/>
+          <w:bCs/>
+          <w:b/>
         </w:rPr>
         <w:t xml:space="preserve">Northeastern Technical College</w:t>
       </w:r>
@@ -464,8 +502,8 @@
       </w:r>
       <w:r>
         <w:rPr>
-          <w:b/>
-          <w:bCs/>
+          <w:bCs/>
+          <w:b/>
         </w:rPr>
         <w:t xml:space="preserve">without their knowledge or consent</w:t>
       </w:r>
@@ -479,7 +517,13 @@
         <w:t xml:space="preserve"> </w:t>
       </w:r>
       <w:r>
-        <w:t xml:space="preserve">“Fast Track”</w:t>
+        <w:t xml:space="preserve">“</w:t>
+      </w:r>
+      <w:r>
+        <w:t xml:space="preserve">Fast Track</w:t>
+      </w:r>
+      <w:r>
+        <w:t xml:space="preserve">”</w:t>
       </w:r>
       <w:r>
         <w:t xml:space="preserve"> </w:t>
@@ -492,8 +536,8 @@
       </w:r>
       <w:r>
         <w:rPr>
-          <w:b/>
-          <w:bCs/>
+          <w:bCs/>
+          <w:b/>
         </w:rPr>
         <w:t xml:space="preserve">$461,119 in improper spending</w:t>
       </w:r>
@@ -507,7 +551,13 @@
         <w:t xml:space="preserve"> </w:t>
       </w:r>
       <w:r>
-        <w:t xml:space="preserve">“moderate to moderately high.”</w:t>
+        <w:t xml:space="preserve">“</w:t>
+      </w:r>
+      <w:r>
+        <w:t xml:space="preserve">moderate to moderately high.</w:t>
+      </w:r>
+      <w:r>
+        <w:t xml:space="preserve">”</w:t>
       </w:r>
       <w:r>
         <w:t xml:space="preserve"> </w:t>
@@ -519,7 +569,13 @@
         <w:t xml:space="preserve"> </w:t>
       </w:r>
       <w:r>
-        <w:t xml:space="preserve">“predatory.”</w:t>
+        <w:t xml:space="preserve">“</w:t>
+      </w:r>
+      <w:r>
+        <w:t xml:space="preserve">predatory.</w:t>
+      </w:r>
+      <w:r>
+        <w:t xml:space="preserve">”</w:t>
       </w:r>
       <w:r>
         <w:t xml:space="preserve"> </w:t>
@@ -531,7 +587,13 @@
         <w:t xml:space="preserve"> </w:t>
       </w:r>
       <w:r>
-        <w:t xml:space="preserve">“numerous cases of financial aid fraud”</w:t>
+        <w:t xml:space="preserve">“</w:t>
+      </w:r>
+      <w:r>
+        <w:t xml:space="preserve">numerous cases of financial aid fraud</w:t>
+      </w:r>
+      <w:r>
+        <w:t xml:space="preserve">”</w:t>
       </w:r>
       <w:r>
         <w:t xml:space="preserve"> </w:t>
@@ -552,8 +614,8 @@
       </w:r>
       <w:r>
         <w:rPr>
-          <w:b/>
-          <w:bCs/>
+          <w:bCs/>
+          <w:b/>
         </w:rPr>
         <w:t xml:space="preserve">Virginia Community College System</w:t>
       </w:r>
@@ -568,8 +630,8 @@
       </w:r>
       <w:r>
         <w:rPr>
-          <w:b/>
-          <w:bCs/>
+          <w:bCs/>
+          <w:b/>
         </w:rPr>
         <w:t xml:space="preserve">15% of all submissions</w:t>
       </w:r>
@@ -584,8 +646,8 @@
       </w:r>
       <w:r>
         <w:rPr>
-          <w:b/>
-          <w:bCs/>
+          <w:bCs/>
+          <w:b/>
         </w:rPr>
         <w:t xml:space="preserve">less than 1%</w:t>
       </w:r>
@@ -607,7 +669,13 @@
         <w:t xml:space="preserve"> </w:t>
       </w:r>
       <w:r>
-        <w:t xml:space="preserve">“falsely enrolled hundreds of students in distance education programs.”</w:t>
+        <w:t xml:space="preserve">“</w:t>
+      </w:r>
+      <w:r>
+        <w:t xml:space="preserve">falsely enrolled hundreds of students in distance education programs.</w:t>
+      </w:r>
+      <w:r>
+        <w:t xml:space="preserve">”</w:t>
       </w:r>
       <w:r>
         <w:t xml:space="preserve"> </w:t>
@@ -620,8 +688,8 @@
       </w:r>
       <w:r>
         <w:rPr>
-          <w:b/>
-          <w:bCs/>
+          <w:bCs/>
+          <w:b/>
         </w:rPr>
         <w:t xml:space="preserve">$6.7 million</w:t>
       </w:r>
@@ -636,8 +704,8 @@
       </w:r>
       <w:r>
         <w:rPr>
-          <w:b/>
-          <w:bCs/>
+          <w:bCs/>
+          <w:b/>
         </w:rPr>
         <w:t xml:space="preserve">$7 million</w:t>
       </w:r>
@@ -652,8 +720,8 @@
       </w:r>
       <w:r>
         <w:rPr>
-          <w:b/>
-          <w:bCs/>
+          <w:bCs/>
+          <w:b/>
         </w:rPr>
         <w:t xml:space="preserve">$1.5 million</w:t>
       </w:r>
@@ -671,8 +739,8 @@
         </w:pict>
       </w:r>
     </w:p>
-    <w:bookmarkEnd w:id="11"/>
-    <w:bookmarkStart w:id="12" w:name="X0d7ae4b56622078af6c78469db32987f68bd519"/>
+    <w:bookmarkEnd w:id="22"/>
+    <w:bookmarkStart w:id="23" w:name="X0d7ae4b56622078af6c78469db32987f68bd519"/>
     <w:p>
       <w:pPr>
         <w:pStyle w:val="Heading2"/>
@@ -693,8 +761,8 @@
       </w:r>
       <w:r>
         <w:rPr>
-          <w:b/>
-          <w:bCs/>
+          <w:bCs/>
+          <w:b/>
         </w:rPr>
         <w:t xml:space="preserve">North Carolina Community College System</w:t>
       </w:r>
@@ -706,8 +774,8 @@
       </w:r>
       <w:r>
         <w:rPr>
-          <w:b/>
-          <w:bCs/>
+          <w:bCs/>
+          <w:b/>
         </w:rPr>
         <w:t xml:space="preserve">IntelliBoard</w:t>
       </w:r>
@@ -730,8 +798,8 @@
       </w:r>
       <w:r>
         <w:rPr>
-          <w:b/>
-          <w:bCs/>
+          <w:bCs/>
+          <w:b/>
         </w:rPr>
         <w:t xml:space="preserve">Digital Credential Pilot Program</w:t>
       </w:r>
@@ -746,8 +814,8 @@
       </w:r>
       <w:r>
         <w:rPr>
-          <w:b/>
-          <w:bCs/>
+          <w:bCs/>
+          <w:b/>
         </w:rPr>
         <w:t xml:space="preserve">Durham Technical Community College</w:t>
       </w:r>
@@ -770,8 +838,8 @@
       </w:r>
       <w:r>
         <w:rPr>
-          <w:b/>
-          <w:bCs/>
+          <w:bCs/>
+          <w:b/>
         </w:rPr>
         <w:t xml:space="preserve">no evidence that NCCCS or any individual NC community college has adopted ID.me, knowledge-based authentication, or biometric identity verification</w:t>
       </w:r>
@@ -789,8 +857,8 @@
         </w:pict>
       </w:r>
     </w:p>
-    <w:bookmarkEnd w:id="12"/>
-    <w:bookmarkStart w:id="13" w:name="Xd48ced05d46321d03dd7669b9dad98125b23ef9"/>
+    <w:bookmarkEnd w:id="23"/>
+    <w:bookmarkStart w:id="24" w:name="Xd48ced05d46321d03dd7669b9dad98125b23ef9"/>
     <w:p>
       <w:pPr>
         <w:pStyle w:val="Heading2"/>
@@ -810,7 +878,13 @@
         <w:t xml:space="preserve"> </w:t>
       </w:r>
       <w:r>
-        <w:t xml:space="preserve">“significant actions to prevent fraud through identity verification,”</w:t>
+        <w:t xml:space="preserve">“</w:t>
+      </w:r>
+      <w:r>
+        <w:t xml:space="preserve">significant actions to prevent fraud through identity verification,</w:t>
+      </w:r>
+      <w:r>
+        <w:t xml:space="preserve">”</w:t>
       </w:r>
       <w:r>
         <w:t xml:space="preserve"> </w:t>
@@ -822,7 +896,13 @@
         <w:t xml:space="preserve"> </w:t>
       </w:r>
       <w:r>
-        <w:t xml:space="preserve">“has reached a level that imperils the federal student assistance programs.”</w:t>
+        <w:t xml:space="preserve">“</w:t>
+      </w:r>
+      <w:r>
+        <w:t xml:space="preserve">has reached a level that imperils the federal student assistance programs.</w:t>
+      </w:r>
+      <w:r>
+        <w:t xml:space="preserve">”</w:t>
       </w:r>
       <w:r>
         <w:t xml:space="preserve"> </w:t>
@@ -833,16 +913,16 @@
     </w:p>
     <w:p>
       <w:pPr>
-        <w:pStyle w:val="Compact"/>
         <w:numPr>
           <w:ilvl w:val="0"/>
           <w:numId w:val="1001"/>
         </w:numPr>
-      </w:pPr>
-      <w:r>
-        <w:rPr>
-          <w:b/>
-          <w:bCs/>
+        <w:pStyle w:val="Compact"/>
+      </w:pPr>
+      <w:r>
+        <w:rPr>
+          <w:bCs/>
+          <w:b/>
         </w:rPr>
         <w:t xml:space="preserve">Summer 2025</w:t>
       </w:r>
@@ -854,8 +934,8 @@
       </w:r>
       <w:r>
         <w:rPr>
-          <w:b/>
-          <w:bCs/>
+          <w:bCs/>
+          <w:b/>
         </w:rPr>
         <w:t xml:space="preserve">NIST IAL-2 compliant</w:t>
       </w:r>
@@ -868,16 +948,16 @@
     </w:p>
     <w:p>
       <w:pPr>
-        <w:pStyle w:val="Compact"/>
         <w:numPr>
           <w:ilvl w:val="0"/>
           <w:numId w:val="1001"/>
         </w:numPr>
-      </w:pPr>
-      <w:r>
-        <w:rPr>
-          <w:b/>
-          <w:bCs/>
+        <w:pStyle w:val="Compact"/>
+      </w:pPr>
+      <w:r>
+        <w:rPr>
+          <w:bCs/>
+          <w:b/>
         </w:rPr>
         <w:t xml:space="preserve">Fall 2025</w:t>
       </w:r>
@@ -889,8 +969,8 @@
       </w:r>
       <w:r>
         <w:rPr>
-          <w:b/>
-          <w:bCs/>
+          <w:bCs/>
+          <w:b/>
         </w:rPr>
         <w:t xml:space="preserve">300,000 applications</w:t>
       </w:r>
@@ -903,16 +983,16 @@
     </w:p>
     <w:p>
       <w:pPr>
-        <w:pStyle w:val="Compact"/>
         <w:numPr>
           <w:ilvl w:val="0"/>
           <w:numId w:val="1001"/>
         </w:numPr>
-      </w:pPr>
-      <w:r>
-        <w:rPr>
-          <w:b/>
-          <w:bCs/>
+        <w:pStyle w:val="Compact"/>
+      </w:pPr>
+      <w:r>
+        <w:rPr>
+          <w:bCs/>
+          <w:b/>
         </w:rPr>
         <w:t xml:space="preserve">Statement of Educational Purpose eliminated</w:t>
       </w:r>
@@ -925,11 +1005,11 @@
     </w:p>
     <w:p>
       <w:pPr>
-        <w:pStyle w:val="Compact"/>
         <w:numPr>
           <w:ilvl w:val="0"/>
           <w:numId w:val="1001"/>
         </w:numPr>
+        <w:pStyle w:val="Compact"/>
       </w:pPr>
       <w:r>
         <w:t xml:space="preserve">The DOE resumed cross-checking student aid records against the</w:t>
@@ -939,8 +1019,8 @@
       </w:r>
       <w:r>
         <w:rPr>
-          <w:b/>
-          <w:bCs/>
+          <w:bCs/>
+          <w:b/>
         </w:rPr>
         <w:t xml:space="preserve">Social Security Death Index</w:t>
       </w:r>
@@ -960,8 +1040,8 @@
       </w:r>
       <w:r>
         <w:rPr>
-          <w:b/>
-          <w:bCs/>
+          <w:bCs/>
+          <w:b/>
         </w:rPr>
         <w:t xml:space="preserve">LightLeap.AI</w:t>
       </w:r>
@@ -973,8 +1053,8 @@
       </w:r>
       <w:r>
         <w:rPr>
-          <w:b/>
-          <w:bCs/>
+          <w:bCs/>
+          <w:b/>
         </w:rPr>
         <w:t xml:space="preserve">Santiago Canyon College</w:t>
       </w:r>
@@ -989,8 +1069,8 @@
       </w:r>
       <w:r>
         <w:rPr>
-          <w:b/>
-          <w:bCs/>
+          <w:bCs/>
+          <w:b/>
         </w:rPr>
         <w:t xml:space="preserve">79,016 fraudulent submissions</w:t>
       </w:r>
@@ -1005,8 +1085,8 @@
       </w:r>
       <w:r>
         <w:rPr>
-          <w:b/>
-          <w:bCs/>
+          <w:bCs/>
+          <w:b/>
         </w:rPr>
         <w:t xml:space="preserve">Ellucian</w:t>
       </w:r>
@@ -1029,8 +1109,8 @@
       </w:r>
       <w:r>
         <w:rPr>
-          <w:b/>
-          <w:bCs/>
+          <w:bCs/>
+          <w:b/>
         </w:rPr>
         <w:t xml:space="preserve">S.A.F.E.</w:t>
       </w:r>
@@ -1045,8 +1125,8 @@
       </w:r>
       <w:r>
         <w:rPr>
-          <w:b/>
-          <w:bCs/>
+          <w:bCs/>
+          <w:b/>
         </w:rPr>
         <w:t xml:space="preserve">just two in 2025</w:t>
       </w:r>
@@ -1058,8 +1138,8 @@
       </w:r>
       <w:r>
         <w:rPr>
-          <w:b/>
-          <w:bCs/>
+          <w:bCs/>
+          <w:b/>
         </w:rPr>
         <w:t xml:space="preserve">Nametag</w:t>
       </w:r>
@@ -1071,8 +1151,8 @@
       </w:r>
       <w:r>
         <w:rPr>
-          <w:b/>
-          <w:bCs/>
+          <w:bCs/>
+          <w:b/>
         </w:rPr>
         <w:t xml:space="preserve">Persona</w:t>
       </w:r>
@@ -1084,8 +1164,8 @@
       </w:r>
       <w:r>
         <w:rPr>
-          <w:b/>
-          <w:bCs/>
+          <w:bCs/>
+          <w:b/>
         </w:rPr>
         <w:t xml:space="preserve">Plaid</w:t>
       </w:r>
@@ -1097,8 +1177,8 @@
       </w:r>
       <w:r>
         <w:rPr>
-          <w:b/>
-          <w:bCs/>
+          <w:bCs/>
+          <w:b/>
         </w:rPr>
         <w:t xml:space="preserve">Socure</w:t>
       </w:r>
@@ -1116,8 +1196,8 @@
         </w:pict>
       </w:r>
     </w:p>
-    <w:bookmarkEnd w:id="13"/>
-    <w:bookmarkStart w:id="14" w:name="X5e4d59d22e341b2ead71cbed502b7f73e9044c1"/>
+    <w:bookmarkEnd w:id="24"/>
+    <w:bookmarkStart w:id="25" w:name="X5e4d59d22e341b2ead71cbed502b7f73e9044c1"/>
     <w:p>
       <w:pPr>
         <w:pStyle w:val="Heading2"/>
@@ -1136,16 +1216,16 @@
     </w:p>
     <w:p>
       <w:pPr>
-        <w:pStyle w:val="Compact"/>
         <w:numPr>
           <w:ilvl w:val="0"/>
           <w:numId w:val="1002"/>
         </w:numPr>
-      </w:pPr>
-      <w:r>
-        <w:rPr>
-          <w:b/>
-          <w:bCs/>
+        <w:pStyle w:val="Compact"/>
+      </w:pPr>
+      <w:r>
+        <w:rPr>
+          <w:bCs/>
+          <w:b/>
         </w:rPr>
         <w:t xml:space="preserve">Identity verification at the front door</w:t>
       </w:r>
@@ -1155,16 +1235,16 @@
     </w:p>
     <w:p>
       <w:pPr>
-        <w:pStyle w:val="Compact"/>
         <w:numPr>
           <w:ilvl w:val="0"/>
           <w:numId w:val="1002"/>
         </w:numPr>
-      </w:pPr>
-      <w:r>
-        <w:rPr>
-          <w:b/>
-          <w:bCs/>
+        <w:pStyle w:val="Compact"/>
+      </w:pPr>
+      <w:r>
+        <w:rPr>
+          <w:bCs/>
+          <w:b/>
         </w:rPr>
         <w:t xml:space="preserve">AI-powered application screening</w:t>
       </w:r>
@@ -1174,16 +1254,16 @@
     </w:p>
     <w:p>
       <w:pPr>
-        <w:pStyle w:val="Compact"/>
         <w:numPr>
           <w:ilvl w:val="0"/>
           <w:numId w:val="1002"/>
         </w:numPr>
-      </w:pPr>
-      <w:r>
-        <w:rPr>
-          <w:b/>
-          <w:bCs/>
+        <w:pStyle w:val="Compact"/>
+      </w:pPr>
+      <w:r>
+        <w:rPr>
+          <w:bCs/>
+          <w:b/>
         </w:rPr>
         <w:t xml:space="preserve">Delayed and conditional disbursement</w:t>
       </w:r>
@@ -1193,16 +1273,16 @@
     </w:p>
     <w:p>
       <w:pPr>
-        <w:pStyle w:val="Compact"/>
         <w:numPr>
           <w:ilvl w:val="0"/>
           <w:numId w:val="1002"/>
         </w:numPr>
-      </w:pPr>
-      <w:r>
-        <w:rPr>
-          <w:b/>
-          <w:bCs/>
+        <w:pStyle w:val="Compact"/>
+      </w:pPr>
+      <w:r>
+        <w:rPr>
+          <w:bCs/>
+          <w:b/>
         </w:rPr>
         <w:t xml:space="preserve">Faculty engagement</w:t>
       </w:r>
@@ -1213,7 +1293,13 @@
         <w:t xml:space="preserve"> </w:t>
       </w:r>
       <w:r>
-        <w:t xml:space="preserve">“proof of life”</w:t>
+        <w:t xml:space="preserve">“</w:t>
+      </w:r>
+      <w:r>
+        <w:t xml:space="preserve">proof of life</w:t>
+      </w:r>
+      <w:r>
+        <w:t xml:space="preserve">”</w:t>
       </w:r>
       <w:r>
         <w:t xml:space="preserve"> </w:t>
@@ -1224,16 +1310,16 @@
     </w:p>
     <w:p>
       <w:pPr>
-        <w:pStyle w:val="Compact"/>
         <w:numPr>
           <w:ilvl w:val="0"/>
           <w:numId w:val="1002"/>
         </w:numPr>
-      </w:pPr>
-      <w:r>
-        <w:rPr>
-          <w:b/>
-          <w:bCs/>
+        <w:pStyle w:val="Compact"/>
+      </w:pPr>
+      <w:r>
+        <w:rPr>
+          <w:bCs/>
+          <w:b/>
         </w:rPr>
         <w:t xml:space="preserve">Cross-functional fraud teams</w:t>
       </w:r>
@@ -1249,8 +1335,8 @@
         <w:t xml:space="preserve">The gap between what leading systems have achieved and where North Carolina and South Carolina stand remains significant. Virginia’s VCCS has effectively solved the problem at the application stage. California has deployed AI detection at scale while mandating ID verification for all applicants. North Carolina’s 58 community colleges have analytics infrastructure through IntelliBoard and a digital credential pilot, but lack the identity verification layer, AI fraud screening, and system-wide policy framework that have proven effective elsewhere. With federal prosecutors confirming active investigations across the state and the DOE OIG maintaining 200+ open cases nationally, the urgency to close that gap is clear.</w:t>
       </w:r>
     </w:p>
-    <w:bookmarkEnd w:id="14"/>
-    <w:bookmarkStart w:id="15" w:name="conclusion"/>
+    <w:bookmarkEnd w:id="25"/>
+    <w:bookmarkStart w:id="26" w:name="conclusion"/>
     <w:p>
       <w:pPr>
         <w:pStyle w:val="Heading2"/>
@@ -1271,8 +1357,8 @@
       </w:r>
       <w:r>
         <w:rPr>
-          <w:b/>
-          <w:bCs/>
+          <w:bCs/>
+          <w:b/>
         </w:rPr>
         <w:t xml:space="preserve">identity verification at enrollment</w:t>
       </w:r>
@@ -1287,8 +1373,8 @@
       </w:r>
       <w:r>
         <w:rPr>
-          <w:b/>
-          <w:bCs/>
+          <w:bCs/>
+          <w:b/>
         </w:rPr>
         <w:t xml:space="preserve">AI-powered pattern detection</w:t>
       </w:r>
@@ -1303,8 +1389,8 @@
       </w:r>
       <w:r>
         <w:rPr>
-          <w:b/>
-          <w:bCs/>
+          <w:bCs/>
+          <w:b/>
         </w:rPr>
         <w:t xml:space="preserve">process safeguards</w:t>
       </w:r>
@@ -1315,8 +1401,8 @@
         <w:t xml:space="preserve">like delayed disbursement and mandatory attendance verification. Federal mandates effective since mid-2025 now require photo ID verification for flagged applicants at every Title IV institution, but the gap between compliance-minimum and best-practice-maximum remains wide. North Carolina and South Carolina community college systems would benefit significantly from adopting the technology solutions and systematic approaches that California and Virginia have already proven at scale, before the next wave of AI-powered fraud — which OIG officials expect to be even more sophisticated — arrives.</w:t>
       </w:r>
     </w:p>
-    <w:bookmarkEnd w:id="15"/>
-    <w:bookmarkEnd w:id="16"/>
+    <w:bookmarkEnd w:id="26"/>
+    <w:bookmarkEnd w:id="27"/>
     <w:sectPr>
       <w:footnotePr>
         <w:numRestart w:val="eachSect"/>
@@ -1352,14 +1438,14 @@
 <file path=word/numbering.xml><?xml version="1.0" encoding="utf-8"?>
 <w:numbering xmlns:w="http://schemas.openxmlformats.org/wordprocessingml/2006/main">
   <w:abstractNum w:abstractNumId="990">
-    <w:nsid w:val="0000A990"/>
+    <w:nsid w:val="A990"/>
     <w:multiLevelType w:val="multilevel"/>
     <w:lvl w:ilvl="0">
       <w:numFmt w:val="bullet"/>
       <w:lvlText w:val=" "/>
       <w:lvlJc w:val="left"/>
       <w:pPr>
-        <w:ind w:left="720" w:hanging="360"/>
+        <w:ind w:left="720" w:hanging="480"/>
       </w:pPr>
     </w:lvl>
     <w:lvl w:ilvl="1">
@@ -1367,7 +1453,7 @@
       <w:lvlText w:val=" "/>
       <w:lvlJc w:val="left"/>
       <w:pPr>
-        <w:ind w:left="1440" w:hanging="360"/>
+        <w:ind w:left="1440" w:hanging="480"/>
       </w:pPr>
     </w:lvl>
     <w:lvl w:ilvl="2">
@@ -1375,7 +1461,7 @@
       <w:lvlText w:val=" "/>
       <w:lvlJc w:val="left"/>
       <w:pPr>
-        <w:ind w:left="2160" w:hanging="360"/>
+        <w:ind w:left="2160" w:hanging="480"/>
       </w:pPr>
     </w:lvl>
     <w:lvl w:ilvl="3">
@@ -1383,7 +1469,7 @@
       <w:lvlText w:val=" "/>
       <w:lvlJc w:val="left"/>
       <w:pPr>
-        <w:ind w:left="2880" w:hanging="360"/>
+        <w:ind w:left="2880" w:hanging="480"/>
       </w:pPr>
     </w:lvl>
     <w:lvl w:ilvl="4">
@@ -1391,7 +1477,7 @@
       <w:lvlText w:val=" "/>
       <w:lvlJc w:val="left"/>
       <w:pPr>
-        <w:ind w:left="3600" w:hanging="360"/>
+        <w:ind w:left="3600" w:hanging="480"/>
       </w:pPr>
     </w:lvl>
     <w:lvl w:ilvl="5">
@@ -1399,7 +1485,7 @@
       <w:lvlText w:val=" "/>
       <w:lvlJc w:val="left"/>
       <w:pPr>
-        <w:ind w:left="4320" w:hanging="360"/>
+        <w:ind w:left="4320" w:hanging="480"/>
       </w:pPr>
     </w:lvl>
     <w:lvl w:ilvl="6">
@@ -1407,7 +1493,7 @@
       <w:lvlText w:val=" "/>
       <w:lvlJc w:val="left"/>
       <w:pPr>
-        <w:ind w:left="5040" w:hanging="360"/>
+        <w:ind w:left="5040" w:hanging="480"/>
       </w:pPr>
     </w:lvl>
     <w:lvl w:ilvl="7">
@@ -1415,7 +1501,7 @@
       <w:lvlText w:val=" "/>
       <w:lvlJc w:val="left"/>
       <w:pPr>
-        <w:ind w:left="5760" w:hanging="360"/>
+        <w:ind w:left="5760" w:hanging="480"/>
       </w:pPr>
     </w:lvl>
     <w:lvl w:ilvl="8">
@@ -1423,111 +1509,84 @@
       <w:lvlText w:val=" "/>
       <w:lvlJc w:val="left"/>
       <w:pPr>
-        <w:ind w:left="6480" w:hanging="360"/>
+        <w:ind w:left="6480" w:hanging="480"/>
       </w:pPr>
     </w:lvl>
   </w:abstractNum>
   <w:abstractNum w:abstractNumId="991">
-    <w:nsid w:val="0000A991"/>
+    <w:nsid w:val="A991"/>
     <w:multiLevelType w:val="multilevel"/>
     <w:lvl w:ilvl="0">
       <w:numFmt w:val="bullet"/>
-      <w:lvlText w:val=""/>
+      <w:lvlText w:val="•"/>
       <w:lvlJc w:val="left"/>
       <w:pPr>
-        <w:ind w:left="720" w:hanging="360"/>
-      </w:pPr>
-      <w:rPr>
-        <w:rFonts w:ascii="Symbol" w:hAnsi="Symbol" w:cs="Symbol" w:hint="default"/>
-      </w:rPr>
+        <w:ind w:left="720" w:hanging="480"/>
+      </w:pPr>
     </w:lvl>
     <w:lvl w:ilvl="1">
       <w:numFmt w:val="bullet"/>
-      <w:lvlText w:val="o"/>
+      <w:lvlText w:val="–"/>
       <w:lvlJc w:val="left"/>
       <w:pPr>
-        <w:ind w:left="1440" w:hanging="360"/>
-      </w:pPr>
-      <w:rPr>
-        <w:rFonts w:ascii="Courier New" w:hAnsi="Courier New" w:cs="Courier New" w:hint="default"/>
-      </w:rPr>
+        <w:ind w:left="1440" w:hanging="480"/>
+      </w:pPr>
     </w:lvl>
     <w:lvl w:ilvl="2">
       <w:numFmt w:val="bullet"/>
-      <w:lvlText w:val=""/>
+      <w:lvlText w:val="•"/>
       <w:lvlJc w:val="left"/>
       <w:pPr>
-        <w:ind w:left="2160" w:hanging="360"/>
-      </w:pPr>
-      <w:rPr>
-        <w:rFonts w:ascii="Wingdings" w:hAnsi="Wingdings" w:cs="Wingdings" w:hint="default"/>
-      </w:rPr>
+        <w:ind w:left="2160" w:hanging="480"/>
+      </w:pPr>
     </w:lvl>
     <w:lvl w:ilvl="3">
       <w:numFmt w:val="bullet"/>
-      <w:lvlText w:val=""/>
+      <w:lvlText w:val="–"/>
       <w:lvlJc w:val="left"/>
       <w:pPr>
-        <w:ind w:left="2880" w:hanging="360"/>
-      </w:pPr>
-      <w:rPr>
-        <w:rFonts w:ascii="Symbol" w:hAnsi="Symbol" w:cs="Symbol" w:hint="default"/>
-      </w:rPr>
+        <w:ind w:left="2880" w:hanging="480"/>
+      </w:pPr>
     </w:lvl>
     <w:lvl w:ilvl="4">
       <w:numFmt w:val="bullet"/>
-      <w:lvlText w:val="o"/>
+      <w:lvlText w:val="•"/>
       <w:lvlJc w:val="left"/>
       <w:pPr>
-        <w:ind w:left="3600" w:hanging="360"/>
-      </w:pPr>
-      <w:rPr>
-        <w:rFonts w:ascii="Courier New" w:hAnsi="Courier New" w:cs="Courier New" w:hint="default"/>
-      </w:rPr>
+        <w:ind w:left="3600" w:hanging="480"/>
+      </w:pPr>
     </w:lvl>
     <w:lvl w:ilvl="5">
       <w:numFmt w:val="bullet"/>
-      <w:lvlText w:val=""/>
+      <w:lvlText w:val="–"/>
       <w:lvlJc w:val="left"/>
       <w:pPr>
-        <w:ind w:left="4320" w:hanging="360"/>
-      </w:pPr>
-      <w:rPr>
-        <w:rFonts w:ascii="Wingdings" w:hAnsi="Wingdings" w:cs="Wingdings" w:hint="default"/>
-      </w:rPr>
+        <w:ind w:left="4320" w:hanging="480"/>
+      </w:pPr>
     </w:lvl>
     <w:lvl w:ilvl="6">
       <w:numFmt w:val="bullet"/>
-      <w:lvlText w:val=""/>
+      <w:lvlText w:val="•"/>
       <w:lvlJc w:val="left"/>
       <w:pPr>
-        <w:ind w:left="5040" w:hanging="360"/>
-      </w:pPr>
-      <w:rPr>
-        <w:rFonts w:ascii="Symbol" w:hAnsi="Symbol" w:cs="Symbol" w:hint="default"/>
-      </w:rPr>
+        <w:ind w:left="5040" w:hanging="480"/>
+      </w:pPr>
     </w:lvl>
     <w:lvl w:ilvl="7">
       <w:numFmt w:val="bullet"/>
-      <w:lvlText w:val="o"/>
+      <w:lvlText w:val="–"/>
       <w:lvlJc w:val="left"/>
       <w:pPr>
-        <w:ind w:left="5760" w:hanging="360"/>
-      </w:pPr>
-      <w:rPr>
-        <w:rFonts w:ascii="Courier New" w:hAnsi="Courier New" w:cs="Courier New" w:hint="default"/>
-      </w:rPr>
+        <w:ind w:left="5760" w:hanging="480"/>
+      </w:pPr>
     </w:lvl>
     <w:lvl w:ilvl="8">
       <w:numFmt w:val="bullet"/>
-      <w:lvlText w:val=""/>
+      <w:lvlText w:val="•"/>
       <w:lvlJc w:val="left"/>
       <w:pPr>
-        <w:ind w:left="6480" w:hanging="360"/>
-      </w:pPr>
-      <w:rPr>
-        <w:rFonts w:ascii="Wingdings" w:hAnsi="Wingdings" w:cs="Wingdings" w:hint="default"/>
-      </w:rPr>
+        <w:ind w:left="6480" w:hanging="480"/>
+      </w:pPr>
     </w:lvl>
   </w:abstractNum>
   <w:num w:numId="1000">
@@ -2210,8 +2269,8 @@
     <w:name w:val="KeywordTok"/>
     <w:basedOn w:val="VerbatimChar"/>
     <w:rPr>
+      <w:color w:val="007020"/>
       <w:b/>
-      <w:color w:val="007020"/>
     </w:rPr>
   </w:style>
   <w:style w:type="character" w:customStyle="1" w:styleId="DataTypeTok">
@@ -2288,42 +2347,42 @@
     <w:name w:val="ImportTok"/>
     <w:basedOn w:val="VerbatimChar"/>
     <w:rPr>
+      <w:color w:val="008000"/>
       <w:b/>
-      <w:color w:val="008000"/>
     </w:rPr>
   </w:style>
   <w:style w:type="character" w:customStyle="1" w:styleId="CommentTok">
     <w:name w:val="CommentTok"/>
     <w:basedOn w:val="VerbatimChar"/>
     <w:rPr>
+      <w:color w:val="60a0b0"/>
       <w:i/>
-      <w:color w:val="60a0b0"/>
     </w:rPr>
   </w:style>
   <w:style w:type="character" w:customStyle="1" w:styleId="DocumentationTok">
     <w:name w:val="DocumentationTok"/>
     <w:basedOn w:val="VerbatimChar"/>
     <w:rPr>
+      <w:color w:val="ba2121"/>
       <w:i/>
-      <w:color w:val="ba2121"/>
     </w:rPr>
   </w:style>
   <w:style w:type="character" w:customStyle="1" w:styleId="AnnotationTok">
     <w:name w:val="AnnotationTok"/>
     <w:basedOn w:val="VerbatimChar"/>
     <w:rPr>
+      <w:color w:val="60a0b0"/>
       <w:b/>
       <w:i/>
-      <w:color w:val="60a0b0"/>
     </w:rPr>
   </w:style>
   <w:style w:type="character" w:customStyle="1" w:styleId="CommentVarTok">
     <w:name w:val="CommentVarTok"/>
     <w:basedOn w:val="VerbatimChar"/>
     <w:rPr>
+      <w:color w:val="60a0b0"/>
       <w:b/>
       <w:i/>
-      <w:color w:val="60a0b0"/>
     </w:rPr>
   </w:style>
   <w:style w:type="character" w:customStyle="1" w:styleId="OtherTok">
@@ -2351,8 +2410,8 @@
     <w:name w:val="ControlFlowTok"/>
     <w:basedOn w:val="VerbatimChar"/>
     <w:rPr>
+      <w:color w:val="007020"/>
       <w:b/>
-      <w:color w:val="007020"/>
     </w:rPr>
   </w:style>
   <w:style w:type="character" w:customStyle="1" w:styleId="OperatorTok">
@@ -2397,34 +2456,34 @@
     <w:name w:val="InformationTok"/>
     <w:basedOn w:val="VerbatimChar"/>
     <w:rPr>
+      <w:color w:val="60a0b0"/>
       <w:b/>
       <w:i/>
-      <w:color w:val="60a0b0"/>
     </w:rPr>
   </w:style>
   <w:style w:type="character" w:customStyle="1" w:styleId="WarningTok">
     <w:name w:val="WarningTok"/>
     <w:basedOn w:val="VerbatimChar"/>
     <w:rPr>
+      <w:color w:val="60a0b0"/>
       <w:b/>
       <w:i/>
-      <w:color w:val="60a0b0"/>
     </w:rPr>
   </w:style>
   <w:style w:type="character" w:customStyle="1" w:styleId="AlertTok">
     <w:name w:val="AlertTok"/>
     <w:basedOn w:val="VerbatimChar"/>
     <w:rPr>
+      <w:color w:val="ff0000"/>
       <w:b/>
-      <w:color w:val="ff0000"/>
     </w:rPr>
   </w:style>
   <w:style w:type="character" w:customStyle="1" w:styleId="ErrorTok">
     <w:name w:val="ErrorTok"/>
     <w:basedOn w:val="VerbatimChar"/>
     <w:rPr>
+      <w:color w:val="ff0000"/>
       <w:b/>
-      <w:color w:val="ff0000"/>
     </w:rPr>
   </w:style>
   <w:style w:type="character" w:customStyle="1" w:styleId="NormalTok">
